--- a/Computer Engineering, Software Engineering, Computer systems & their softwares/Annexes/Annex №15 Compyuter engineering-National Qualification Requirements.docx
+++ b/Computer Engineering, Software Engineering, Computer systems & their softwares/Annexes/Annex №15 Compyuter engineering-National Qualification Requirements.docx
@@ -9649,7 +9649,6 @@
                 <w:color w:val="000000"/>
                 <w:sz w:val="24"/>
               </w:rPr>
-              <w:t xml:space="preserve">fundamentals </w:t>
             </w:r>
           </w:p>
         </w:tc>
@@ -11787,7 +11786,6 @@
                 <w:color w:val="000000"/>
                 <w:sz w:val="24"/>
               </w:rPr>
-              <w:t xml:space="preserve">Systems Engineer </w:t>
             </w:r>
           </w:p>
         </w:tc>
